--- a/spa/docx/54.content.docx
+++ b/spa/docx/54.content.docx
@@ -19,7 +19,7 @@
         <w:rPr>
           <w:lang w:val="es_ES" w:bidi="es_ES"/>
         </w:rPr>
-        <w:t>Resource: Notas de Estudio - Introducciones a los Libros (Tyndale)</w:t>
+        <w:t>Resource: Tyndale Open Study Notes</w:t>
       </w:r>
       <w:r>
         <w:rPr>
@@ -112,7 +112,7 @@
         <w:rPr>
           <w:lang w:val="es_ES" w:bidi="es_ES"/>
         </w:rPr>
-        <w:t>Notas de Estudio - Introducciones a los Libros (Tyndale)</w:t>
+        <w:t>Tyndale Open Study Notes</w:t>
       </w:r>
     </w:p>
     <w:p>

--- a/spa/docx/54.content.docx
+++ b/spa/docx/54.content.docx
@@ -19,7 +19,7 @@
         <w:rPr>
           <w:lang w:val="es_ES" w:bidi="es_ES"/>
         </w:rPr>
-        <w:t>Resource: Tyndale Open Study Notes</w:t>
+        <w:t>Resource: Aquifer Open Study Notes (Book Intros)</w:t>
       </w:r>
       <w:r>
         <w:rPr>
@@ -112,7 +112,7 @@
         <w:rPr>
           <w:lang w:val="es_ES" w:bidi="es_ES"/>
         </w:rPr>
-        <w:t>Tyndale Open Study Notes</w:t>
+        <w:t>Aquifer Open Study Notes (Book Intros)</w:t>
       </w:r>
     </w:p>
     <w:p>

--- a/spa/docx/54.content.docx
+++ b/spa/docx/54.content.docx
@@ -233,18 +233,12 @@
         </w:rPr>
         <w:t>Durante la fase final de la carrera apostólica de Pablo, una grave perturbación estaba afectando a la bien establecida iglesia cristiana en Éfeso: algunos líderes de la iglesia se habían convertido en falsos maestros. Pablo había advertido que esto sucedería (</w:t>
       </w:r>
-      <w:hyperlink r:id="rId13">
-        <w:r>
-          <w:rPr>
-            <w:lang w:val="es_ES" w:bidi="es_ES"/>
-          </w:rPr>
-          <w:rPr>
-            <w:color w:val="0000EE"/>
-            <w:u w:val="single"/>
-          </w:rPr>
-          <w:t>Hec 20.29–31</w:t>
-        </w:r>
-      </w:hyperlink>
+      <w:r>
+        <w:rPr>
+          <w:lang w:val="es_ES" w:bidi="es_ES"/>
+        </w:rPr>
+        <w:t>Hec 20.29–31</w:t>
+      </w:r>
       <w:r>
         <w:rPr>
           <w:lang w:val="es_ES" w:bidi="es_ES"/>
@@ -276,108 +270,72 @@
         </w:rPr>
         <w:t>El primer contacto de Pablo con Éfeso, durante su segundo viaje misionero (</w:t>
       </w:r>
-      <w:hyperlink r:id="rId14">
-        <w:r>
-          <w:rPr>
-            <w:lang w:val="es_ES" w:bidi="es_ES"/>
-          </w:rPr>
-          <w:rPr>
-            <w:color w:val="0000EE"/>
-            <w:u w:val="single"/>
-          </w:rPr>
-          <w:t>Hec 18.19–21</w:t>
-        </w:r>
-      </w:hyperlink>
+      <w:r>
+        <w:rPr>
+          <w:lang w:val="es_ES" w:bidi="es_ES"/>
+        </w:rPr>
+        <w:t>Hec 18.19–21</w:t>
+      </w:r>
       <w:r>
         <w:rPr>
           <w:lang w:val="es_ES" w:bidi="es_ES"/>
         </w:rPr>
         <w:t xml:space="preserve">), no proporcionó una oportunidad para un trabajo significativo. Durante su tercer viaje, Pablo sirvió en Éfeso durante tres años (alrededor del año 53~56 d.C., </w:t>
       </w:r>
-      <w:hyperlink r:id="rId15">
-        <w:r>
-          <w:rPr>
-            <w:lang w:val="es_ES" w:bidi="es_ES"/>
-          </w:rPr>
-          <w:rPr>
-            <w:color w:val="0000EE"/>
-            <w:u w:val="single"/>
-          </w:rPr>
-          <w:t>Hec 19</w:t>
-        </w:r>
-      </w:hyperlink>
+      <w:r>
+        <w:rPr>
+          <w:lang w:val="es_ES" w:bidi="es_ES"/>
+        </w:rPr>
+        <w:t>Hec 19</w:t>
+      </w:r>
       <w:r>
         <w:rPr>
           <w:lang w:val="es_ES" w:bidi="es_ES"/>
         </w:rPr>
         <w:t>). Más tarde, cuando Pablo se dirigía a Jerusalén, tuvo la oportunidad de detenerse en Mileto y hablar con los ancianos de Éfeso, que se reunieron con él allí (</w:t>
       </w:r>
-      <w:hyperlink r:id="rId16">
-        <w:r>
-          <w:rPr>
-            <w:lang w:val="es_ES" w:bidi="es_ES"/>
-          </w:rPr>
-          <w:rPr>
-            <w:color w:val="0000EE"/>
-            <w:u w:val="single"/>
-          </w:rPr>
-          <w:t>Hec 20:17–38</w:t>
-        </w:r>
-      </w:hyperlink>
+      <w:r>
+        <w:rPr>
+          <w:lang w:val="es_ES" w:bidi="es_ES"/>
+        </w:rPr>
+        <w:t>Hec 20:17–38</w:t>
+      </w:r>
       <w:r>
         <w:rPr>
           <w:lang w:val="es_ES" w:bidi="es_ES"/>
         </w:rPr>
         <w:t xml:space="preserve">). Pablo viajó a Jerusalén, fue arrestado, posteriormente transferido a Cesarea y luego fue enviado a Roma, donde permaneció bajo arresto domiciliario durante aproximadamente dos años (AD 60–62, </w:t>
       </w:r>
-      <w:hyperlink r:id="rId17">
-        <w:r>
-          <w:rPr>
-            <w:lang w:val="es_ES" w:bidi="es_ES"/>
-          </w:rPr>
-          <w:rPr>
-            <w:color w:val="0000EE"/>
-            <w:u w:val="single"/>
-          </w:rPr>
-          <w:t>Hec 21–28</w:t>
-        </w:r>
-      </w:hyperlink>
+      <w:r>
+        <w:rPr>
+          <w:lang w:val="es_ES" w:bidi="es_ES"/>
+        </w:rPr>
+        <w:t>Hec 21–28</w:t>
+      </w:r>
       <w:r>
         <w:rPr>
           <w:lang w:val="es_ES" w:bidi="es_ES"/>
         </w:rPr>
         <w:t xml:space="preserve">). Cuando fue liberado de la prisión, reanudó su misión, posiblemente dirigida hacia España (ver </w:t>
       </w:r>
-      <w:hyperlink r:id="rId18">
-        <w:r>
-          <w:rPr>
-            <w:lang w:val="es_ES" w:bidi="es_ES"/>
-          </w:rPr>
-          <w:rPr>
-            <w:color w:val="0000EE"/>
-            <w:u w:val="single"/>
-          </w:rPr>
-          <w:t>Ro 15.24</w:t>
-        </w:r>
-      </w:hyperlink>
+      <w:r>
+        <w:rPr>
+          <w:lang w:val="es_ES" w:bidi="es_ES"/>
+        </w:rPr>
+        <w:t>Ro 15.24</w:t>
+      </w:r>
       <w:r>
         <w:rPr>
           <w:lang w:val="es_ES" w:bidi="es_ES"/>
         </w:rPr>
         <w:t xml:space="preserve">, </w:t>
       </w:r>
-      <w:hyperlink r:id="rId19">
-        <w:r>
-          <w:rPr>
-            <w:lang w:val="es_ES" w:bidi="es_ES"/>
-          </w:rPr>
-          <w:rPr>
-            <w:color w:val="0000EE"/>
-            <w:u w:val="single"/>
-          </w:rPr>
-          <w:t>28</w:t>
-        </w:r>
-      </w:hyperlink>
+      <w:r>
+        <w:rPr>
+          <w:lang w:val="es_ES" w:bidi="es_ES"/>
+        </w:rPr>
+        <w:t>28</w:t>
+      </w:r>
       <w:r>
         <w:rPr>
           <w:lang w:val="es_ES" w:bidi="es_ES"/>
@@ -398,126 +356,84 @@
         </w:rPr>
         <w:t>Timoteo, quien había acompañado a Pablo durante gran parte de su ministerio original allí (</w:t>
       </w:r>
-      <w:hyperlink r:id="rId20">
-        <w:r>
-          <w:rPr>
-            <w:lang w:val="es_ES" w:bidi="es_ES"/>
-          </w:rPr>
-          <w:rPr>
-            <w:color w:val="0000EE"/>
-            <w:u w:val="single"/>
-          </w:rPr>
-          <w:t>Hec 19.22</w:t>
-        </w:r>
-      </w:hyperlink>
+      <w:r>
+        <w:rPr>
+          <w:lang w:val="es_ES" w:bidi="es_ES"/>
+        </w:rPr>
+        <w:t>Hec 19.22</w:t>
+      </w:r>
       <w:r>
         <w:rPr>
           <w:lang w:val="es_ES" w:bidi="es_ES"/>
         </w:rPr>
         <w:t>), ahora había sido delegado para tratar con nuevas y preocupantes novedades en Éfeso (</w:t>
       </w:r>
-      <w:hyperlink r:id="rId21">
-        <w:r>
-          <w:rPr>
-            <w:lang w:val="es_ES" w:bidi="es_ES"/>
-          </w:rPr>
-          <w:rPr>
-            <w:color w:val="0000EE"/>
-            <w:u w:val="single"/>
-          </w:rPr>
-          <w:t>1 Tim 1.3</w:t>
-        </w:r>
-      </w:hyperlink>
+      <w:r>
+        <w:rPr>
+          <w:lang w:val="es_ES" w:bidi="es_ES"/>
+        </w:rPr>
+        <w:t>1 Tim 1.3</w:t>
+      </w:r>
       <w:r>
         <w:rPr>
           <w:lang w:val="es_ES" w:bidi="es_ES"/>
         </w:rPr>
         <w:t>). Falsos maestros habían surgido (</w:t>
       </w:r>
-      <w:hyperlink r:id="rId21">
-        <w:r>
-          <w:rPr>
-            <w:lang w:val="es_ES" w:bidi="es_ES"/>
-          </w:rPr>
-          <w:rPr>
-            <w:color w:val="0000EE"/>
-            <w:u w:val="single"/>
-          </w:rPr>
-          <w:t>1.3</w:t>
-        </w:r>
-      </w:hyperlink>
+      <w:r>
+        <w:rPr>
+          <w:lang w:val="es_ES" w:bidi="es_ES"/>
+        </w:rPr>
+        <w:t>1.3</w:t>
+      </w:r>
       <w:r>
         <w:rPr>
           <w:lang w:val="es_ES" w:bidi="es_ES"/>
         </w:rPr>
         <w:t xml:space="preserve">) y evidentemente estaban perturbando hogares (ver </w:t>
       </w:r>
-      <w:hyperlink r:id="rId22">
-        <w:r>
-          <w:rPr>
-            <w:lang w:val="es_ES" w:bidi="es_ES"/>
-          </w:rPr>
-          <w:rPr>
-            <w:color w:val="0000EE"/>
-            <w:u w:val="single"/>
-          </w:rPr>
-          <w:t>1 Tim 2.15,</w:t>
-        </w:r>
-      </w:hyperlink>
+      <w:r>
+        <w:rPr>
+          <w:lang w:val="es_ES" w:bidi="es_ES"/>
+        </w:rPr>
+        <w:t>1 Tim 2.15,</w:t>
+      </w:r>
       <w:r>
         <w:rPr>
           <w:lang w:val="es_ES" w:bidi="es_ES"/>
         </w:rPr>
         <w:t xml:space="preserve"> </w:t>
       </w:r>
-      <w:hyperlink r:id="rId23">
-        <w:r>
-          <w:rPr>
-            <w:lang w:val="es_ES" w:bidi="es_ES"/>
-          </w:rPr>
-          <w:rPr>
-            <w:color w:val="0000EE"/>
-            <w:u w:val="single"/>
-          </w:rPr>
-          <w:t>3.4–5,</w:t>
-        </w:r>
-      </w:hyperlink>
+      <w:r>
+        <w:rPr>
+          <w:lang w:val="es_ES" w:bidi="es_ES"/>
+        </w:rPr>
+        <w:t>3.4–5,</w:t>
+      </w:r>
       <w:r>
         <w:rPr>
           <w:lang w:val="es_ES" w:bidi="es_ES"/>
         </w:rPr>
         <w:t xml:space="preserve"> </w:t>
       </w:r>
-      <w:hyperlink r:id="rId24">
-        <w:r>
-          <w:rPr>
-            <w:lang w:val="es_ES" w:bidi="es_ES"/>
-          </w:rPr>
-          <w:rPr>
-            <w:color w:val="0000EE"/>
-            <w:u w:val="single"/>
-          </w:rPr>
-          <w:t>5.11–15</w:t>
-        </w:r>
-      </w:hyperlink>
+      <w:r>
+        <w:rPr>
+          <w:lang w:val="es_ES" w:bidi="es_ES"/>
+        </w:rPr>
+        <w:t>5.11–15</w:t>
+      </w:r>
       <w:r>
         <w:rPr>
           <w:lang w:val="es_ES" w:bidi="es_ES"/>
         </w:rPr>
         <w:t xml:space="preserve">; cp. </w:t>
       </w:r>
-      <w:hyperlink r:id="rId25">
-        <w:r>
-          <w:rPr>
-            <w:lang w:val="es_ES" w:bidi="es_ES"/>
-          </w:rPr>
-          <w:rPr>
-            <w:color w:val="0000EE"/>
-            <w:u w:val="single"/>
-          </w:rPr>
-          <w:t>Tito 1.11</w:t>
-        </w:r>
-      </w:hyperlink>
+      <w:r>
+        <w:rPr>
+          <w:lang w:val="es_ES" w:bidi="es_ES"/>
+        </w:rPr>
+        <w:t>Tito 1.11</w:t>
+      </w:r>
       <w:r>
         <w:rPr>
           <w:lang w:val="es_ES" w:bidi="es_ES"/>
@@ -549,90 +465,60 @@
         </w:rPr>
         <w:t>Después de dirigir a Timoteo para que trate con los falsos maestros, que se hacían pasar por maestros de la ley (</w:t>
       </w:r>
-      <w:hyperlink r:id="rId26">
-        <w:r>
-          <w:rPr>
-            <w:lang w:val="es_ES" w:bidi="es_ES"/>
-          </w:rPr>
-          <w:rPr>
-            <w:color w:val="0000EE"/>
-            <w:u w:val="single"/>
-          </w:rPr>
-          <w:t>1.3–20</w:t>
-        </w:r>
-      </w:hyperlink>
+      <w:r>
+        <w:rPr>
+          <w:lang w:val="es_ES" w:bidi="es_ES"/>
+        </w:rPr>
+        <w:t>1.3–20</w:t>
+      </w:r>
       <w:r>
         <w:rPr>
           <w:lang w:val="es_ES" w:bidi="es_ES"/>
         </w:rPr>
         <w:t>), Pablo da orientaciones sobre la conducta en la casa de Dios con respecto a la oración, la enseñanza de las mujeres y el liderazgo (</w:t>
       </w:r>
-      <w:hyperlink r:id="rId27">
-        <w:r>
-          <w:rPr>
-            <w:lang w:val="es_ES" w:bidi="es_ES"/>
-          </w:rPr>
-          <w:rPr>
-            <w:color w:val="0000EE"/>
-            <w:u w:val="single"/>
-          </w:rPr>
-          <w:t>2.1–3.13</w:t>
-        </w:r>
-      </w:hyperlink>
+      <w:r>
+        <w:rPr>
+          <w:lang w:val="es_ES" w:bidi="es_ES"/>
+        </w:rPr>
+        <w:t>2.1–3.13</w:t>
+      </w:r>
       <w:r>
         <w:rPr>
           <w:lang w:val="es_ES" w:bidi="es_ES"/>
         </w:rPr>
         <w:t>). Estas tres áreas habían sido dañadas por los falsos maestros. Pablo deja claro lo que está tratando de lograr y explica por qué y cómo debe hacerse (</w:t>
       </w:r>
-      <w:hyperlink r:id="rId28">
-        <w:r>
-          <w:rPr>
-            <w:lang w:val="es_ES" w:bidi="es_ES"/>
-          </w:rPr>
-          <w:rPr>
-            <w:color w:val="0000EE"/>
-            <w:u w:val="single"/>
-          </w:rPr>
-          <w:t>3.14–4.16</w:t>
-        </w:r>
-      </w:hyperlink>
+      <w:r>
+        <w:rPr>
+          <w:lang w:val="es_ES" w:bidi="es_ES"/>
+        </w:rPr>
+        <w:t>3.14–4.16</w:t>
+      </w:r>
       <w:r>
         <w:rPr>
           <w:lang w:val="es_ES" w:bidi="es_ES"/>
         </w:rPr>
         <w:t>). Luego reanuda sus instrucciones sobre la conducta piadosa, centrándose en personas mayores y jóvenes, viudas, ancianos y amos (</w:t>
       </w:r>
-      <w:hyperlink r:id="rId29">
-        <w:r>
-          <w:rPr>
-            <w:lang w:val="es_ES" w:bidi="es_ES"/>
-          </w:rPr>
-          <w:rPr>
-            <w:color w:val="0000EE"/>
-            <w:u w:val="single"/>
-          </w:rPr>
-          <w:t>5.1–6.2</w:t>
-        </w:r>
-      </w:hyperlink>
+      <w:r>
+        <w:rPr>
+          <w:lang w:val="es_ES" w:bidi="es_ES"/>
+        </w:rPr>
+        <w:t>5.1–6.2</w:t>
+      </w:r>
       <w:r>
         <w:rPr>
           <w:lang w:val="es_ES" w:bidi="es_ES"/>
         </w:rPr>
         <w:t>). Las relaciones en estas áreas también habían sido distorsionadas por falsas enseñanzas. Finalmente, Pablo vuelve a la necesidad de tratar con los falsos maestros, esta vez centrándose en cuestiones de riqueza y beneficio propio (</w:t>
       </w:r>
-      <w:hyperlink r:id="rId30">
-        <w:r>
-          <w:rPr>
-            <w:lang w:val="es_ES" w:bidi="es_ES"/>
-          </w:rPr>
-          <w:rPr>
-            <w:color w:val="0000EE"/>
-            <w:u w:val="single"/>
-          </w:rPr>
-          <w:t>6.2–21</w:t>
-        </w:r>
-      </w:hyperlink>
+      <w:r>
+        <w:rPr>
+          <w:lang w:val="es_ES" w:bidi="es_ES"/>
+        </w:rPr>
+        <w:t>6.2–21</w:t>
+      </w:r>
       <w:r>
         <w:rPr>
           <w:lang w:val="es_ES" w:bidi="es_ES"/>
@@ -702,18 +588,12 @@
         </w:rPr>
         <w:t xml:space="preserve">Las cartas pastorales (1 Timoteo—Tito) fueron probablemente escritas después del primer encarcelamiento de Pablo en Roma (AD 60–62, </w:t>
       </w:r>
-      <w:hyperlink r:id="rId31">
-        <w:r>
-          <w:rPr>
-            <w:lang w:val="es_ES" w:bidi="es_ES"/>
-          </w:rPr>
-          <w:rPr>
-            <w:color w:val="0000EE"/>
-            <w:u w:val="single"/>
-          </w:rPr>
-          <w:t>Hec 28.1–31</w:t>
-        </w:r>
-      </w:hyperlink>
+      <w:r>
+        <w:rPr>
+          <w:lang w:val="es_ES" w:bidi="es_ES"/>
+        </w:rPr>
+        <w:t>Hec 28.1–31</w:t>
+      </w:r>
       <w:r>
         <w:rPr>
           <w:lang w:val="es_ES" w:bidi="es_ES"/>
@@ -734,18 +614,12 @@
         </w:rPr>
         <w:t xml:space="preserve">En Segunda de Timoteo, Pablo está encarcelado en Roma al final de su vida (ver </w:t>
       </w:r>
-      <w:hyperlink r:id="rId32">
-        <w:r>
-          <w:rPr>
-            <w:lang w:val="es_ES" w:bidi="es_ES"/>
-          </w:rPr>
-          <w:rPr>
-            <w:color w:val="0000EE"/>
-            <w:u w:val="single"/>
-          </w:rPr>
-          <w:t>2 Tim 4.6</w:t>
-        </w:r>
-      </w:hyperlink>
+      <w:r>
+        <w:rPr>
+          <w:lang w:val="es_ES" w:bidi="es_ES"/>
+        </w:rPr>
+        <w:t>2 Tim 4.6</w:t>
+      </w:r>
       <w:r>
         <w:rPr>
           <w:lang w:val="es_ES" w:bidi="es_ES"/>
@@ -766,18 +640,12 @@
         </w:rPr>
         <w:t xml:space="preserve">Una posibilidad es que 2 Timoteo fue escrito durante el encarcelamiento romano de </w:t>
       </w:r>
-      <w:hyperlink r:id="rId31">
-        <w:r>
-          <w:rPr>
-            <w:lang w:val="es_ES" w:bidi="es_ES"/>
-          </w:rPr>
-          <w:rPr>
-            <w:color w:val="0000EE"/>
-            <w:u w:val="single"/>
-          </w:rPr>
-          <w:t>Hechos 28</w:t>
-        </w:r>
-      </w:hyperlink>
+      <w:r>
+        <w:rPr>
+          <w:lang w:val="es_ES" w:bidi="es_ES"/>
+        </w:rPr>
+        <w:t>Hechos 28</w:t>
+      </w:r>
       <w:r>
         <w:rPr>
           <w:lang w:val="es_ES" w:bidi="es_ES"/>
@@ -805,18 +673,12 @@
         </w:rPr>
         <w:t xml:space="preserve">1 Clemente </w:t>
       </w:r>
-      <w:hyperlink r:id="rId33">
-        <w:r>
-          <w:rPr>
-            <w:lang w:val="es_ES" w:bidi="es_ES"/>
-          </w:rPr>
-          <w:rPr>
-            <w:color w:val="0000EE"/>
-            <w:u w:val="single"/>
-          </w:rPr>
-          <w:t>5.6–7</w:t>
-        </w:r>
-      </w:hyperlink>
+      <w:r>
+        <w:rPr>
+          <w:lang w:val="es_ES" w:bidi="es_ES"/>
+        </w:rPr>
+        <w:t>5.6–7</w:t>
+      </w:r>
       <w:r>
         <w:rPr>
           <w:lang w:val="es_ES" w:bidi="es_ES"/>
@@ -850,18 +712,12 @@
         </w:rPr>
         <w:t xml:space="preserve">En apoyo de este enfoque, no hay razón para que estas cartas deban encajar en la historia registrada en Hechos. Además, las actividades de Pablo y sus delegados en 1 Timoteo y Tito no corresponden a los detalles en Hechos, ni el encarcelamiento de 2 Timoteo se parece con el encarcelamiento de </w:t>
       </w:r>
-      <w:hyperlink r:id="rId31">
-        <w:r>
-          <w:rPr>
-            <w:lang w:val="es_ES" w:bidi="es_ES"/>
-          </w:rPr>
-          <w:rPr>
-            <w:color w:val="0000EE"/>
-            <w:u w:val="single"/>
-          </w:rPr>
-          <w:t>Hechos 28</w:t>
-        </w:r>
-      </w:hyperlink>
+      <w:r>
+        <w:rPr>
+          <w:lang w:val="es_ES" w:bidi="es_ES"/>
+        </w:rPr>
+        <w:t>Hechos 28</w:t>
+      </w:r>
       <w:r>
         <w:rPr>
           <w:lang w:val="es_ES" w:bidi="es_ES"/>
@@ -893,414 +749,276 @@
         </w:rPr>
         <w:t xml:space="preserve">Los falsos maestros discutidos en 1 Timoteo se parecen mucho a figuras similares que Pablo menciona tanto en 2 Timoteo como en Tito. Es muy difícil definir una imagen clara de estos falsos maestros, pero hay pistas. Sus enseñanzas tenían elementos ascéticos (ver </w:t>
       </w:r>
-      <w:hyperlink r:id="rId34">
-        <w:r>
-          <w:rPr>
-            <w:lang w:val="es_ES" w:bidi="es_ES"/>
-          </w:rPr>
-          <w:rPr>
-            <w:color w:val="0000EE"/>
-            <w:u w:val="single"/>
-          </w:rPr>
-          <w:t>1 Tim 4.3,</w:t>
-        </w:r>
-      </w:hyperlink>
+      <w:r>
+        <w:rPr>
+          <w:lang w:val="es_ES" w:bidi="es_ES"/>
+        </w:rPr>
+        <w:t>1 Tim 4.3,</w:t>
+      </w:r>
       <w:r>
         <w:rPr>
           <w:lang w:val="es_ES" w:bidi="es_ES"/>
         </w:rPr>
         <w:t xml:space="preserve"> </w:t>
       </w:r>
-      <w:hyperlink r:id="rId35">
-        <w:r>
-          <w:rPr>
-            <w:lang w:val="es_ES" w:bidi="es_ES"/>
-          </w:rPr>
-          <w:rPr>
-            <w:color w:val="0000EE"/>
-            <w:u w:val="single"/>
-          </w:rPr>
-          <w:t>Tito 1.15</w:t>
-        </w:r>
-      </w:hyperlink>
+      <w:r>
+        <w:rPr>
+          <w:lang w:val="es_ES" w:bidi="es_ES"/>
+        </w:rPr>
+        <w:t>Tito 1.15</w:t>
+      </w:r>
       <w:r>
         <w:rPr>
           <w:lang w:val="es_ES" w:bidi="es_ES"/>
         </w:rPr>
         <w:t xml:space="preserve">) y un enfoque judío (ver </w:t>
       </w:r>
-      <w:hyperlink r:id="rId36">
-        <w:r>
-          <w:rPr>
-            <w:lang w:val="es_ES" w:bidi="es_ES"/>
-          </w:rPr>
-          <w:rPr>
-            <w:color w:val="0000EE"/>
-            <w:u w:val="single"/>
-          </w:rPr>
-          <w:t>1 Tim 1.7;</w:t>
-        </w:r>
-      </w:hyperlink>
+      <w:r>
+        <w:rPr>
+          <w:lang w:val="es_ES" w:bidi="es_ES"/>
+        </w:rPr>
+        <w:t>1 Tim 1.7;</w:t>
+      </w:r>
       <w:r>
         <w:rPr>
           <w:lang w:val="es_ES" w:bidi="es_ES"/>
         </w:rPr>
         <w:t xml:space="preserve"> </w:t>
       </w:r>
-      <w:hyperlink r:id="rId37">
-        <w:r>
-          <w:rPr>
-            <w:lang w:val="es_ES" w:bidi="es_ES"/>
-          </w:rPr>
-          <w:rPr>
-            <w:color w:val="0000EE"/>
-            <w:u w:val="single"/>
-          </w:rPr>
-          <w:t>Tito 1.10</w:t>
-        </w:r>
-      </w:hyperlink>
+      <w:r>
+        <w:rPr>
+          <w:lang w:val="es_ES" w:bidi="es_ES"/>
+        </w:rPr>
+        <w:t>Tito 1.10</w:t>
+      </w:r>
       <w:r>
         <w:rPr>
           <w:lang w:val="es_ES" w:bidi="es_ES"/>
         </w:rPr>
         <w:t>,</w:t>
       </w:r>
-      <w:hyperlink r:id="rId38">
-        <w:r>
-          <w:rPr>
-            <w:lang w:val="es_ES" w:bidi="es_ES"/>
-          </w:rPr>
-          <w:rPr>
-            <w:color w:val="0000EE"/>
-            <w:u w:val="single"/>
-          </w:rPr>
-          <w:t>14</w:t>
-        </w:r>
-      </w:hyperlink>
+      <w:r>
+        <w:rPr>
+          <w:lang w:val="es_ES" w:bidi="es_ES"/>
+        </w:rPr>
+        <w:t>14</w:t>
+      </w:r>
       <w:r>
         <w:rPr>
           <w:lang w:val="es_ES" w:bidi="es_ES"/>
         </w:rPr>
         <w:t xml:space="preserve">; </w:t>
       </w:r>
-      <w:hyperlink r:id="rId39">
-        <w:r>
-          <w:rPr>
-            <w:lang w:val="es_ES" w:bidi="es_ES"/>
-          </w:rPr>
-          <w:rPr>
-            <w:color w:val="0000EE"/>
-            <w:u w:val="single"/>
-          </w:rPr>
-          <w:t>3.9</w:t>
-        </w:r>
-      </w:hyperlink>
+      <w:r>
+        <w:rPr>
+          <w:lang w:val="es_ES" w:bidi="es_ES"/>
+        </w:rPr>
+        <w:t>3.9</w:t>
+      </w:r>
       <w:r>
         <w:rPr>
           <w:lang w:val="es_ES" w:bidi="es_ES"/>
         </w:rPr>
         <w:t>). Afirmaban tener un conocimiento especial (</w:t>
       </w:r>
-      <w:hyperlink r:id="rId40">
-        <w:r>
-          <w:rPr>
-            <w:lang w:val="es_ES" w:bidi="es_ES"/>
-          </w:rPr>
-          <w:rPr>
-            <w:color w:val="0000EE"/>
-            <w:u w:val="single"/>
-          </w:rPr>
-          <w:t>1 Tim 6.20</w:t>
-        </w:r>
-      </w:hyperlink>
+      <w:r>
+        <w:rPr>
+          <w:lang w:val="es_ES" w:bidi="es_ES"/>
+        </w:rPr>
+        <w:t>1 Tim 6.20</w:t>
+      </w:r>
       <w:r>
         <w:rPr>
           <w:lang w:val="es_ES" w:bidi="es_ES"/>
         </w:rPr>
         <w:t xml:space="preserve">; </w:t>
       </w:r>
-      <w:hyperlink r:id="rId41">
-        <w:r>
-          <w:rPr>
-            <w:lang w:val="es_ES" w:bidi="es_ES"/>
-          </w:rPr>
-          <w:rPr>
-            <w:color w:val="0000EE"/>
-            <w:u w:val="single"/>
-          </w:rPr>
-          <w:t>Tito 1.16</w:t>
-        </w:r>
-      </w:hyperlink>
+      <w:r>
+        <w:rPr>
+          <w:lang w:val="es_ES" w:bidi="es_ES"/>
+        </w:rPr>
+        <w:t>Tito 1.16</w:t>
+      </w:r>
       <w:r>
         <w:rPr>
           <w:lang w:val="es_ES" w:bidi="es_ES"/>
         </w:rPr>
         <w:t>), aseguraban que la resurrección de los creyentes ya había ocurrido (</w:t>
       </w:r>
-      <w:hyperlink r:id="rId42">
-        <w:r>
-          <w:rPr>
-            <w:lang w:val="es_ES" w:bidi="es_ES"/>
-          </w:rPr>
-          <w:rPr>
-            <w:color w:val="0000EE"/>
-            <w:u w:val="single"/>
-          </w:rPr>
-          <w:t>2 Tim 2.18</w:t>
-        </w:r>
-      </w:hyperlink>
+      <w:r>
+        <w:rPr>
+          <w:lang w:val="es_ES" w:bidi="es_ES"/>
+        </w:rPr>
+        <w:t>2 Tim 2.18</w:t>
+      </w:r>
       <w:r>
         <w:rPr>
           <w:lang w:val="es_ES" w:bidi="es_ES"/>
         </w:rPr>
         <w:t>), perturbaban las relaciones (</w:t>
       </w:r>
-      <w:hyperlink r:id="rId43">
-        <w:r>
-          <w:rPr>
-            <w:lang w:val="es_ES" w:bidi="es_ES"/>
-          </w:rPr>
-          <w:rPr>
-            <w:color w:val="0000EE"/>
-            <w:u w:val="single"/>
-          </w:rPr>
-          <w:t>2 Tim 3.6–7,</w:t>
-        </w:r>
-      </w:hyperlink>
+      <w:r>
+        <w:rPr>
+          <w:lang w:val="es_ES" w:bidi="es_ES"/>
+        </w:rPr>
+        <w:t>2 Tim 3.6–7,</w:t>
+      </w:r>
       <w:r>
         <w:rPr>
           <w:lang w:val="es_ES" w:bidi="es_ES"/>
         </w:rPr>
         <w:t xml:space="preserve"> </w:t>
       </w:r>
-      <w:hyperlink r:id="rId25">
-        <w:r>
-          <w:rPr>
-            <w:lang w:val="es_ES" w:bidi="es_ES"/>
-          </w:rPr>
-          <w:rPr>
-            <w:color w:val="0000EE"/>
-            <w:u w:val="single"/>
-          </w:rPr>
-          <w:t>Tito 1.11</w:t>
-        </w:r>
-      </w:hyperlink>
+      <w:r>
+        <w:rPr>
+          <w:lang w:val="es_ES" w:bidi="es_ES"/>
+        </w:rPr>
+        <w:t>Tito 1.11</w:t>
+      </w:r>
       <w:r>
         <w:rPr>
           <w:lang w:val="es_ES" w:bidi="es_ES"/>
         </w:rPr>
         <w:t>), y podrían haber enfatizado la salvación por obras (</w:t>
       </w:r>
-      <w:hyperlink r:id="rId44">
-        <w:r>
-          <w:rPr>
-            <w:lang w:val="es_ES" w:bidi="es_ES"/>
-          </w:rPr>
-          <w:rPr>
-            <w:color w:val="0000EE"/>
-            <w:u w:val="single"/>
-          </w:rPr>
-          <w:t>2 Tim 1.9,</w:t>
-        </w:r>
-      </w:hyperlink>
+      <w:r>
+        <w:rPr>
+          <w:lang w:val="es_ES" w:bidi="es_ES"/>
+        </w:rPr>
+        <w:t>2 Tim 1.9,</w:t>
+      </w:r>
       <w:r>
         <w:rPr>
           <w:lang w:val="es_ES" w:bidi="es_ES"/>
         </w:rPr>
         <w:t xml:space="preserve"> </w:t>
       </w:r>
-      <w:hyperlink r:id="rId45">
-        <w:r>
-          <w:rPr>
-            <w:lang w:val="es_ES" w:bidi="es_ES"/>
-          </w:rPr>
-          <w:rPr>
-            <w:color w:val="0000EE"/>
-            <w:u w:val="single"/>
-          </w:rPr>
-          <w:t>Tito 3.5</w:t>
-        </w:r>
-      </w:hyperlink>
+      <w:r>
+        <w:rPr>
+          <w:lang w:val="es_ES" w:bidi="es_ES"/>
+        </w:rPr>
+        <w:t>Tito 3.5</w:t>
+      </w:r>
       <w:r>
         <w:rPr>
           <w:lang w:val="es_ES" w:bidi="es_ES"/>
         </w:rPr>
         <w:t xml:space="preserve">). La fuerte respuesta de Pablo sugiere una necesidad de hacer correcciones respecto a la doctrina de Cristo (ver </w:t>
       </w:r>
-      <w:hyperlink r:id="rId46">
-        <w:r>
-          <w:rPr>
-            <w:lang w:val="es_ES" w:bidi="es_ES"/>
-          </w:rPr>
-          <w:rPr>
-            <w:color w:val="0000EE"/>
-            <w:u w:val="single"/>
-          </w:rPr>
-          <w:t>1 Tim 2.5–6,</w:t>
-        </w:r>
-      </w:hyperlink>
+      <w:r>
+        <w:rPr>
+          <w:lang w:val="es_ES" w:bidi="es_ES"/>
+        </w:rPr>
+        <w:t>1 Tim 2.5–6,</w:t>
+      </w:r>
       <w:r>
         <w:rPr>
           <w:lang w:val="es_ES" w:bidi="es_ES"/>
         </w:rPr>
         <w:t xml:space="preserve"> </w:t>
       </w:r>
-      <w:hyperlink r:id="rId47">
-        <w:r>
-          <w:rPr>
-            <w:lang w:val="es_ES" w:bidi="es_ES"/>
-          </w:rPr>
-          <w:rPr>
-            <w:color w:val="0000EE"/>
-            <w:u w:val="single"/>
-          </w:rPr>
-          <w:t>3.16,</w:t>
-        </w:r>
-      </w:hyperlink>
+      <w:r>
+        <w:rPr>
+          <w:lang w:val="es_ES" w:bidi="es_ES"/>
+        </w:rPr>
+        <w:t>3.16,</w:t>
+      </w:r>
       <w:r>
         <w:rPr>
           <w:lang w:val="es_ES" w:bidi="es_ES"/>
         </w:rPr>
         <w:t xml:space="preserve"> </w:t>
       </w:r>
-      <w:hyperlink r:id="rId48">
-        <w:r>
-          <w:rPr>
-            <w:lang w:val="es_ES" w:bidi="es_ES"/>
-          </w:rPr>
-          <w:rPr>
-            <w:color w:val="0000EE"/>
-            <w:u w:val="single"/>
-          </w:rPr>
-          <w:t>2 Tim 2.8</w:t>
-        </w:r>
-      </w:hyperlink>
+      <w:r>
+        <w:rPr>
+          <w:lang w:val="es_ES" w:bidi="es_ES"/>
+        </w:rPr>
+        <w:t>2 Tim 2.8</w:t>
+      </w:r>
       <w:r>
         <w:rPr>
           <w:lang w:val="es_ES" w:bidi="es_ES"/>
         </w:rPr>
         <w:t xml:space="preserve">) y de los últimos días (ver </w:t>
       </w:r>
-      <w:hyperlink r:id="rId49">
-        <w:r>
-          <w:rPr>
-            <w:lang w:val="es_ES" w:bidi="es_ES"/>
-          </w:rPr>
-          <w:rPr>
-            <w:color w:val="0000EE"/>
-            <w:u w:val="single"/>
-          </w:rPr>
-          <w:t>1 Tim 4.1–5,</w:t>
-        </w:r>
-      </w:hyperlink>
+      <w:r>
+        <w:rPr>
+          <w:lang w:val="es_ES" w:bidi="es_ES"/>
+        </w:rPr>
+        <w:t>1 Tim 4.1–5,</w:t>
+      </w:r>
       <w:r>
         <w:rPr>
           <w:lang w:val="es_ES" w:bidi="es_ES"/>
         </w:rPr>
         <w:t xml:space="preserve"> </w:t>
       </w:r>
-      <w:hyperlink r:id="rId42">
-        <w:r>
-          <w:rPr>
-            <w:lang w:val="es_ES" w:bidi="es_ES"/>
-          </w:rPr>
-          <w:rPr>
-            <w:color w:val="0000EE"/>
-            <w:u w:val="single"/>
-          </w:rPr>
-          <w:t>2 Tim 2.18,</w:t>
-        </w:r>
-      </w:hyperlink>
+      <w:r>
+        <w:rPr>
+          <w:lang w:val="es_ES" w:bidi="es_ES"/>
+        </w:rPr>
+        <w:t>2 Tim 2.18,</w:t>
+      </w:r>
       <w:r>
         <w:rPr>
           <w:lang w:val="es_ES" w:bidi="es_ES"/>
         </w:rPr>
         <w:t xml:space="preserve"> </w:t>
       </w:r>
-      <w:hyperlink r:id="rId50">
-        <w:r>
-          <w:rPr>
-            <w:lang w:val="es_ES" w:bidi="es_ES"/>
-          </w:rPr>
-          <w:rPr>
-            <w:color w:val="0000EE"/>
-            <w:u w:val="single"/>
-          </w:rPr>
-          <w:t>3.1–9,</w:t>
-        </w:r>
-      </w:hyperlink>
+      <w:r>
+        <w:rPr>
+          <w:lang w:val="es_ES" w:bidi="es_ES"/>
+        </w:rPr>
+        <w:t>3.1–9,</w:t>
+      </w:r>
       <w:r>
         <w:rPr>
           <w:lang w:val="es_ES" w:bidi="es_ES"/>
         </w:rPr>
         <w:t xml:space="preserve"> </w:t>
       </w:r>
-      <w:hyperlink r:id="rId51">
-        <w:r>
-          <w:rPr>
-            <w:lang w:val="es_ES" w:bidi="es_ES"/>
-          </w:rPr>
-          <w:rPr>
-            <w:color w:val="0000EE"/>
-            <w:u w:val="single"/>
-          </w:rPr>
-          <w:t>Tito 2.11–14</w:t>
-        </w:r>
-      </w:hyperlink>
+      <w:r>
+        <w:rPr>
+          <w:lang w:val="es_ES" w:bidi="es_ES"/>
+        </w:rPr>
+        <w:t>Tito 2.11–14</w:t>
+      </w:r>
       <w:r>
         <w:rPr>
           <w:lang w:val="es_ES" w:bidi="es_ES"/>
         </w:rPr>
         <w:t xml:space="preserve">). Los falsos maestros se opusieron al mensaje de Pablo, promovieron la inmoralidad y debilitaron la misión de la iglesia. Por lo tanto, se necesitaban buenos líderes (ver </w:t>
       </w:r>
-      <w:hyperlink r:id="rId52">
-        <w:r>
-          <w:rPr>
-            <w:lang w:val="es_ES" w:bidi="es_ES"/>
-          </w:rPr>
-          <w:rPr>
-            <w:color w:val="0000EE"/>
-            <w:u w:val="single"/>
-          </w:rPr>
-          <w:t>Tito 1.10–13;</w:t>
-        </w:r>
-      </w:hyperlink>
+      <w:r>
+        <w:rPr>
+          <w:lang w:val="es_ES" w:bidi="es_ES"/>
+        </w:rPr>
+        <w:t>Tito 1.10–13;</w:t>
+      </w:r>
       <w:r>
         <w:rPr>
           <w:lang w:val="es_ES" w:bidi="es_ES"/>
         </w:rPr>
         <w:t xml:space="preserve"> </w:t>
       </w:r>
-      <w:hyperlink r:id="rId53">
-        <w:r>
-          <w:rPr>
-            <w:lang w:val="es_ES" w:bidi="es_ES"/>
-          </w:rPr>
-          <w:rPr>
-            <w:color w:val="0000EE"/>
-            <w:u w:val="single"/>
-          </w:rPr>
-          <w:t>2.6–8</w:t>
-        </w:r>
-      </w:hyperlink>
+      <w:r>
+        <w:rPr>
+          <w:lang w:val="es_ES" w:bidi="es_ES"/>
+        </w:rPr>
+        <w:t>2.6–8</w:t>
+      </w:r>
       <w:r>
         <w:rPr>
           <w:lang w:val="es_ES" w:bidi="es_ES"/>
         </w:rPr>
         <w:t>,</w:t>
       </w:r>
-      <w:hyperlink r:id="rId54">
-        <w:r>
-          <w:rPr>
-            <w:lang w:val="es_ES" w:bidi="es_ES"/>
-          </w:rPr>
-          <w:rPr>
-            <w:color w:val="0000EE"/>
-            <w:u w:val="single"/>
-          </w:rPr>
-          <w:t>15</w:t>
-        </w:r>
-      </w:hyperlink>
+      <w:r>
+        <w:rPr>
+          <w:lang w:val="es_ES" w:bidi="es_ES"/>
+        </w:rPr>
+        <w:t>15</w:t>
+      </w:r>
       <w:r>
         <w:rPr>
           <w:lang w:val="es_ES" w:bidi="es_ES"/>
@@ -1332,18 +1050,12 @@
         </w:rPr>
         <w:t xml:space="preserve">Primera de Timoteo es una apasionada y magistral defensa de las buenas nuevas de Jesucristo, su progreso continuo en el mundo y la nueva vida que crea y promueve (ver </w:t>
       </w:r>
-      <w:hyperlink r:id="rId55">
-        <w:r>
-          <w:rPr>
-            <w:lang w:val="es_ES" w:bidi="es_ES"/>
-          </w:rPr>
-          <w:rPr>
-            <w:color w:val="0000EE"/>
-            <w:u w:val="single"/>
-          </w:rPr>
-          <w:t>3.14–16</w:t>
-        </w:r>
-      </w:hyperlink>
+      <w:r>
+        <w:rPr>
+          <w:lang w:val="es_ES" w:bidi="es_ES"/>
+        </w:rPr>
+        <w:t>3.14–16</w:t>
+      </w:r>
       <w:r>
         <w:rPr>
           <w:lang w:val="es_ES" w:bidi="es_ES"/>
@@ -1364,72 +1076,48 @@
         </w:rPr>
         <w:t>La casa de Dios era la preocupación inmediata de Pablo. Así como la sociedad circundante esperaba una conducta ordenada en el hogar familiar— con roles, decoro y nociones de honor y deshonra— también era así con la casa de Dios. La casa de Dios refleja estándares ampliamente aceptados de honor y propiedad, así como las estructuras sociales de la sociedad. Al mismo tiempo, donde sea adecuado y necesario, la casa de Dios va en contra de la sociedad, reflejando valores y prácticas muy diferentes e incluso contraculturales. La casa de Dios está en el mundo, pero no es del mundo. El mundo sigue siendo la buena creación de Dios (</w:t>
       </w:r>
-      <w:hyperlink r:id="rId56">
-        <w:r>
-          <w:rPr>
-            <w:lang w:val="es_ES" w:bidi="es_ES"/>
-          </w:rPr>
-          <w:rPr>
-            <w:color w:val="0000EE"/>
-            <w:u w:val="single"/>
-          </w:rPr>
-          <w:t>4.3–4,</w:t>
-        </w:r>
-      </w:hyperlink>
+      <w:r>
+        <w:rPr>
+          <w:lang w:val="es_ES" w:bidi="es_ES"/>
+        </w:rPr>
+        <w:t>4.3–4,</w:t>
+      </w:r>
       <w:r>
         <w:rPr>
           <w:lang w:val="es_ES" w:bidi="es_ES"/>
         </w:rPr>
         <w:t xml:space="preserve"> </w:t>
       </w:r>
-      <w:hyperlink r:id="rId57">
-        <w:r>
-          <w:rPr>
-            <w:lang w:val="es_ES" w:bidi="es_ES"/>
-          </w:rPr>
-          <w:rPr>
-            <w:color w:val="0000EE"/>
-            <w:u w:val="single"/>
-          </w:rPr>
-          <w:t>6.17</w:t>
-        </w:r>
-      </w:hyperlink>
+      <w:r>
+        <w:rPr>
+          <w:lang w:val="es_ES" w:bidi="es_ES"/>
+        </w:rPr>
+        <w:t>6.17</w:t>
+      </w:r>
       <w:r>
         <w:rPr>
           <w:lang w:val="es_ES" w:bidi="es_ES"/>
         </w:rPr>
         <w:t>), pero es transitorio y está en sus últimos días, difíciles y llenos de maldad (</w:t>
       </w:r>
-      <w:hyperlink r:id="rId58">
-        <w:r>
-          <w:rPr>
-            <w:lang w:val="es_ES" w:bidi="es_ES"/>
-          </w:rPr>
-          <w:rPr>
-            <w:color w:val="0000EE"/>
-            <w:u w:val="single"/>
-          </w:rPr>
-          <w:t>4.1,</w:t>
-        </w:r>
-      </w:hyperlink>
+      <w:r>
+        <w:rPr>
+          <w:lang w:val="es_ES" w:bidi="es_ES"/>
+        </w:rPr>
+        <w:t>4.1,</w:t>
+      </w:r>
       <w:r>
         <w:rPr>
           <w:lang w:val="es_ES" w:bidi="es_ES"/>
         </w:rPr>
         <w:t xml:space="preserve"> </w:t>
       </w:r>
-      <w:hyperlink r:id="rId59">
-        <w:r>
-          <w:rPr>
-            <w:lang w:val="es_ES" w:bidi="es_ES"/>
-          </w:rPr>
-          <w:rPr>
-            <w:color w:val="0000EE"/>
-            <w:u w:val="single"/>
-          </w:rPr>
-          <w:t>2 Tim 3.1</w:t>
-        </w:r>
-      </w:hyperlink>
+      <w:r>
+        <w:rPr>
+          <w:lang w:val="es_ES" w:bidi="es_ES"/>
+        </w:rPr>
+        <w:t>2 Tim 3.1</w:t>
+      </w:r>
       <w:r>
         <w:rPr>
           <w:lang w:val="es_ES" w:bidi="es_ES"/>
@@ -1450,144 +1138,96 @@
         </w:rPr>
         <w:t xml:space="preserve">La misión de la casa de Dios es llevar las buenas nuevas al mundo y promover la voluntad de Dios (ver </w:t>
       </w:r>
-      <w:hyperlink r:id="rId60">
-        <w:r>
-          <w:rPr>
-            <w:lang w:val="es_ES" w:bidi="es_ES"/>
-          </w:rPr>
-          <w:rPr>
-            <w:color w:val="0000EE"/>
-            <w:u w:val="single"/>
-          </w:rPr>
-          <w:t>1 Tim 2.4–7</w:t>
-        </w:r>
-      </w:hyperlink>
+      <w:r>
+        <w:rPr>
+          <w:lang w:val="es_ES" w:bidi="es_ES"/>
+        </w:rPr>
+        <w:t>1 Tim 2.4–7</w:t>
+      </w:r>
       <w:r>
         <w:rPr>
           <w:lang w:val="es_ES" w:bidi="es_ES"/>
         </w:rPr>
         <w:t>). El pueblo de Dios debe hacer lo que respalda esa misión (</w:t>
       </w:r>
-      <w:hyperlink r:id="rId27">
-        <w:r>
-          <w:rPr>
-            <w:lang w:val="es_ES" w:bidi="es_ES"/>
-          </w:rPr>
-          <w:rPr>
-            <w:color w:val="0000EE"/>
-            <w:u w:val="single"/>
-          </w:rPr>
-          <w:t>2.1–3.13,</w:t>
-        </w:r>
-      </w:hyperlink>
+      <w:r>
+        <w:rPr>
+          <w:lang w:val="es_ES" w:bidi="es_ES"/>
+        </w:rPr>
+        <w:t>2.1–3.13,</w:t>
+      </w:r>
       <w:r>
         <w:rPr>
           <w:lang w:val="es_ES" w:bidi="es_ES"/>
         </w:rPr>
         <w:t xml:space="preserve"> </w:t>
       </w:r>
-      <w:hyperlink r:id="rId29">
-        <w:r>
-          <w:rPr>
-            <w:lang w:val="es_ES" w:bidi="es_ES"/>
-          </w:rPr>
-          <w:rPr>
-            <w:color w:val="0000EE"/>
-            <w:u w:val="single"/>
-          </w:rPr>
-          <w:t>5.1–6.2</w:t>
-        </w:r>
-      </w:hyperlink>
+      <w:r>
+        <w:rPr>
+          <w:lang w:val="es_ES" w:bidi="es_ES"/>
+        </w:rPr>
+        <w:t>5.1–6.2</w:t>
+      </w:r>
       <w:r>
         <w:rPr>
           <w:lang w:val="es_ES" w:bidi="es_ES"/>
         </w:rPr>
         <w:t xml:space="preserve">; ver </w:t>
       </w:r>
-      <w:hyperlink r:id="rId61">
-        <w:r>
-          <w:rPr>
-            <w:lang w:val="es_ES" w:bidi="es_ES"/>
-          </w:rPr>
-          <w:rPr>
-            <w:color w:val="0000EE"/>
-            <w:u w:val="single"/>
-          </w:rPr>
-          <w:t>1 Co 9.19–23</w:t>
-        </w:r>
-      </w:hyperlink>
+      <w:r>
+        <w:rPr>
+          <w:lang w:val="es_ES" w:bidi="es_ES"/>
+        </w:rPr>
+        <w:t>1 Co 9.19–23</w:t>
+      </w:r>
       <w:r>
         <w:rPr>
           <w:lang w:val="es_ES" w:bidi="es_ES"/>
         </w:rPr>
         <w:t>). Los falsos maestros, por el contrario, hablaban tonterías y dañaban la integridad de la iglesia, por lo que Pablo dirigió la mayoría de sus palabras hacia la conducta correcta. Los resúmenes condensados de las buenas nuevas (</w:t>
       </w:r>
-      <w:hyperlink r:id="rId62">
-        <w:r>
-          <w:rPr>
-            <w:lang w:val="es_ES" w:bidi="es_ES"/>
-          </w:rPr>
-          <w:rPr>
-            <w:color w:val="0000EE"/>
-            <w:u w:val="single"/>
-          </w:rPr>
-          <w:t>1 Tim 1.15,</w:t>
-        </w:r>
-      </w:hyperlink>
+      <w:r>
+        <w:rPr>
+          <w:lang w:val="es_ES" w:bidi="es_ES"/>
+        </w:rPr>
+        <w:t>1 Tim 1.15,</w:t>
+      </w:r>
       <w:r>
         <w:rPr>
           <w:lang w:val="es_ES" w:bidi="es_ES"/>
         </w:rPr>
         <w:t xml:space="preserve"> </w:t>
       </w:r>
-      <w:hyperlink r:id="rId46">
-        <w:r>
-          <w:rPr>
-            <w:lang w:val="es_ES" w:bidi="es_ES"/>
-          </w:rPr>
-          <w:rPr>
-            <w:color w:val="0000EE"/>
-            <w:u w:val="single"/>
-          </w:rPr>
-          <w:t>2.5–6,</w:t>
-        </w:r>
-      </w:hyperlink>
+      <w:r>
+        <w:rPr>
+          <w:lang w:val="es_ES" w:bidi="es_ES"/>
+        </w:rPr>
+        <w:t>2.5–6,</w:t>
+      </w:r>
       <w:r>
         <w:rPr>
           <w:lang w:val="es_ES" w:bidi="es_ES"/>
         </w:rPr>
         <w:t xml:space="preserve"> </w:t>
       </w:r>
-      <w:hyperlink r:id="rId47">
-        <w:r>
-          <w:rPr>
-            <w:lang w:val="es_ES" w:bidi="es_ES"/>
-          </w:rPr>
-          <w:rPr>
-            <w:color w:val="0000EE"/>
-            <w:u w:val="single"/>
-          </w:rPr>
-          <w:t>3.16,</w:t>
-        </w:r>
-      </w:hyperlink>
+      <w:r>
+        <w:rPr>
+          <w:lang w:val="es_ES" w:bidi="es_ES"/>
+        </w:rPr>
+        <w:t>3.16,</w:t>
+      </w:r>
       <w:r>
         <w:rPr>
           <w:lang w:val="es_ES" w:bidi="es_ES"/>
         </w:rPr>
         <w:t xml:space="preserve"> </w:t>
       </w:r>
-      <w:hyperlink r:id="rId63">
-        <w:r>
-          <w:rPr>
-            <w:lang w:val="es_ES" w:bidi="es_ES"/>
-          </w:rPr>
-          <w:rPr>
-            <w:color w:val="0000EE"/>
-            <w:u w:val="single"/>
-          </w:rPr>
-          <w:t>6.13–16</w:t>
-        </w:r>
-      </w:hyperlink>
+      <w:r>
+        <w:rPr>
+          <w:lang w:val="es_ES" w:bidi="es_ES"/>
+        </w:rPr>
+        <w:t>6.13–16</w:t>
+      </w:r>
       <w:r>
         <w:rPr>
           <w:lang w:val="es_ES" w:bidi="es_ES"/>
